--- a/Files_Жигалов_К_А/TZ_Zhigalov_K_A.docx
+++ b/Files_Жигалов_К_А/TZ_Zhigalov_K_A.docx
@@ -27,8 +27,8 @@
           <w:bdr w:val="none" w:sz="0" w:space="0" w:color="auto"/>
         </w:rPr>
       </w:pPr>
-      <w:bookmarkStart w:id="0" w:name="_Toc167545192"/>
-      <w:bookmarkStart w:id="1" w:name="_Toc167890453"/>
+      <w:bookmarkStart w:id="0" w:name="_Toc167890453"/>
+      <w:bookmarkStart w:id="1" w:name="_Toc167545192"/>
       <w:r>
         <w:rPr>
           <w:rFonts w:eastAsia="Times New Roman" w:cs="Times New Roman"/>
@@ -976,21 +976,18 @@
         <w:t>:</w:t>
       </w:r>
       <w:r>
-        <w:rPr>
-          <w:rFonts w:eastAsia="Calibri" w:cs="Times New Roman"/>
-          <w:szCs w:val="22"/>
-          <w:u w:val="single"/>
-          <w:bdr w:val="none" w:sz="0" w:space="0" w:color="auto"/>
-          <w:lang w:eastAsia="en-US"/>
-        </w:rPr>
         <w:t xml:space="preserve"> </w:t>
       </w:r>
       <w:hyperlink r:id="rId9" w:history="1">
         <w:r>
           <w:rPr>
             <w:rStyle w:val="af"/>
+            <w:rFonts w:eastAsia="Calibri" w:cs="Times New Roman"/>
+            <w:szCs w:val="22"/>
+            <w:bdr w:val="none" w:sz="0" w:space="0" w:color="auto"/>
+            <w:lang w:eastAsia="en-US"/>
           </w:rPr>
-          <w:t>https://kirilliusy.github.io/NOCTIS/</w:t>
+          <w:t>https://kirilliusy.github.io/NOCTIS_Final/</w:t>
         </w:r>
       </w:hyperlink>
     </w:p>
